--- a/MDAG/lab4/отчетLab4.docx
+++ b/MDAG/lab4/отчетLab4.docx
@@ -811,20 +811,22 @@
         <w:jc w:val="left"/>
         <w:rPr>
           <w:rFonts w:ascii="Times New Roman" w:hAnsi="Times New Roman" w:cs="Times New Roman" w:eastAsia="Times New Roman"/>
-          <w:color w:val="auto"/>
-          <w:spacing w:val="0"/>
-          <w:position w:val="0"/>
-          <w:sz w:val="28"/>
-          <w:shd w:fill="auto" w:val="clear"/>
-        </w:rPr>
-      </w:pPr>
-      <w:r>
-        <w:rPr>
-          <w:rFonts w:ascii="Times New Roman" w:hAnsi="Times New Roman" w:cs="Times New Roman" w:eastAsia="Times New Roman"/>
-          <w:color w:val="auto"/>
-          <w:spacing w:val="0"/>
-          <w:position w:val="0"/>
-          <w:sz w:val="28"/>
+          <w:b/>
+          <w:color w:val="auto"/>
+          <w:spacing w:val="0"/>
+          <w:position w:val="0"/>
+          <w:sz w:val="32"/>
+          <w:shd w:fill="auto" w:val="clear"/>
+        </w:rPr>
+      </w:pPr>
+      <w:r>
+        <w:rPr>
+          <w:rFonts w:ascii="Times New Roman" w:hAnsi="Times New Roman" w:cs="Times New Roman" w:eastAsia="Times New Roman"/>
+          <w:b/>
+          <w:color w:val="auto"/>
+          <w:spacing w:val="0"/>
+          <w:position w:val="0"/>
+          <w:sz w:val="32"/>
           <w:shd w:fill="auto" w:val="clear"/>
         </w:rPr>
         <w:t xml:space="preserve">1. </w:t>
@@ -832,10 +834,11 @@
       <w:r>
         <w:rPr>
           <w:rFonts w:ascii="Times New Roman" w:hAnsi="Times New Roman" w:cs="Times New Roman" w:eastAsia="Times New Roman"/>
-          <w:color w:val="auto"/>
-          <w:spacing w:val="0"/>
-          <w:position w:val="0"/>
-          <w:sz w:val="28"/>
+          <w:b/>
+          <w:color w:val="auto"/>
+          <w:spacing w:val="0"/>
+          <w:position w:val="0"/>
+          <w:sz w:val="32"/>
           <w:shd w:fill="auto" w:val="clear"/>
         </w:rPr>
         <w:t xml:space="preserve">Введение и постановка задачи</w:t>
@@ -856,6 +859,22 @@
           <w:shd w:fill="auto" w:val="clear"/>
         </w:rPr>
       </w:pPr>
+    </w:p>
+    <w:p>
+      <w:pPr>
+        <w:suppressAutoHyphens w:val="true"/>
+        <w:spacing w:before="0" w:after="0" w:line="240"/>
+        <w:ind w:right="0" w:left="0" w:firstLine="0"/>
+        <w:jc w:val="left"/>
+        <w:rPr>
+          <w:rFonts w:ascii="Times New Roman" w:hAnsi="Times New Roman" w:cs="Times New Roman" w:eastAsia="Times New Roman"/>
+          <w:color w:val="auto"/>
+          <w:spacing w:val="0"/>
+          <w:position w:val="0"/>
+          <w:sz w:val="28"/>
+          <w:shd w:fill="auto" w:val="clear"/>
+        </w:rPr>
+      </w:pPr>
       <w:r>
         <w:rPr>
           <w:rFonts w:ascii="Times New Roman" w:hAnsi="Times New Roman" w:cs="Times New Roman" w:eastAsia="Times New Roman"/>
@@ -902,6 +921,7 @@
       <w:r>
         <w:rPr>
           <w:rFonts w:ascii="Times New Roman" w:hAnsi="Times New Roman" w:cs="Times New Roman" w:eastAsia="Times New Roman"/>
+          <w:b/>
           <w:color w:val="auto"/>
           <w:spacing w:val="0"/>
           <w:position w:val="0"/>
@@ -988,6 +1008,7 @@
       <w:r>
         <w:rPr>
           <w:rFonts w:ascii="Times New Roman" w:hAnsi="Times New Roman" w:cs="Times New Roman" w:eastAsia="Times New Roman"/>
+          <w:b/>
           <w:color w:val="auto"/>
           <w:spacing w:val="0"/>
           <w:position w:val="0"/>
@@ -1055,22 +1076,6 @@
           <w:shd w:fill="auto" w:val="clear"/>
         </w:rPr>
       </w:pPr>
-    </w:p>
-    <w:p>
-      <w:pPr>
-        <w:suppressAutoHyphens w:val="true"/>
-        <w:spacing w:before="0" w:after="0" w:line="240"/>
-        <w:ind w:right="0" w:left="0" w:firstLine="0"/>
-        <w:jc w:val="left"/>
-        <w:rPr>
-          <w:rFonts w:ascii="Times New Roman" w:hAnsi="Times New Roman" w:cs="Times New Roman" w:eastAsia="Times New Roman"/>
-          <w:color w:val="auto"/>
-          <w:spacing w:val="0"/>
-          <w:position w:val="0"/>
-          <w:sz w:val="28"/>
-          <w:shd w:fill="auto" w:val="clear"/>
-        </w:rPr>
-      </w:pPr>
       <w:r>
         <w:rPr>
           <w:rFonts w:ascii="Times New Roman" w:hAnsi="Times New Roman" w:cs="Times New Roman" w:eastAsia="Times New Roman"/>
@@ -1098,22 +1103,6 @@
           <w:shd w:fill="auto" w:val="clear"/>
         </w:rPr>
       </w:pPr>
-    </w:p>
-    <w:p>
-      <w:pPr>
-        <w:suppressAutoHyphens w:val="true"/>
-        <w:spacing w:before="0" w:after="0" w:line="240"/>
-        <w:ind w:right="0" w:left="0" w:firstLine="0"/>
-        <w:jc w:val="left"/>
-        <w:rPr>
-          <w:rFonts w:ascii="Times New Roman" w:hAnsi="Times New Roman" w:cs="Times New Roman" w:eastAsia="Times New Roman"/>
-          <w:color w:val="auto"/>
-          <w:spacing w:val="0"/>
-          <w:position w:val="0"/>
-          <w:sz w:val="28"/>
-          <w:shd w:fill="auto" w:val="clear"/>
-        </w:rPr>
-      </w:pPr>
       <w:r>
         <w:rPr>
           <w:rFonts w:ascii="Times New Roman" w:hAnsi="Times New Roman" w:cs="Times New Roman" w:eastAsia="Times New Roman"/>
@@ -1141,22 +1130,6 @@
           <w:shd w:fill="auto" w:val="clear"/>
         </w:rPr>
       </w:pPr>
-    </w:p>
-    <w:p>
-      <w:pPr>
-        <w:suppressAutoHyphens w:val="true"/>
-        <w:spacing w:before="0" w:after="0" w:line="240"/>
-        <w:ind w:right="0" w:left="0" w:firstLine="0"/>
-        <w:jc w:val="left"/>
-        <w:rPr>
-          <w:rFonts w:ascii="Times New Roman" w:hAnsi="Times New Roman" w:cs="Times New Roman" w:eastAsia="Times New Roman"/>
-          <w:color w:val="auto"/>
-          <w:spacing w:val="0"/>
-          <w:position w:val="0"/>
-          <w:sz w:val="28"/>
-          <w:shd w:fill="auto" w:val="clear"/>
-        </w:rPr>
-      </w:pPr>
       <w:r>
         <w:rPr>
           <w:rFonts w:ascii="Times New Roman" w:hAnsi="Times New Roman" w:cs="Times New Roman" w:eastAsia="Times New Roman"/>
@@ -1193,20 +1166,22 @@
         <w:jc w:val="left"/>
         <w:rPr>
           <w:rFonts w:ascii="Times New Roman" w:hAnsi="Times New Roman" w:cs="Times New Roman" w:eastAsia="Times New Roman"/>
-          <w:color w:val="auto"/>
-          <w:spacing w:val="0"/>
-          <w:position w:val="0"/>
-          <w:sz w:val="28"/>
-          <w:shd w:fill="auto" w:val="clear"/>
-        </w:rPr>
-      </w:pPr>
-      <w:r>
-        <w:rPr>
-          <w:rFonts w:ascii="Times New Roman" w:hAnsi="Times New Roman" w:cs="Times New Roman" w:eastAsia="Times New Roman"/>
-          <w:color w:val="auto"/>
-          <w:spacing w:val="0"/>
-          <w:position w:val="0"/>
-          <w:sz w:val="28"/>
+          <w:b/>
+          <w:color w:val="auto"/>
+          <w:spacing w:val="0"/>
+          <w:position w:val="0"/>
+          <w:sz w:val="32"/>
+          <w:shd w:fill="auto" w:val="clear"/>
+        </w:rPr>
+      </w:pPr>
+      <w:r>
+        <w:rPr>
+          <w:rFonts w:ascii="Times New Roman" w:hAnsi="Times New Roman" w:cs="Times New Roman" w:eastAsia="Times New Roman"/>
+          <w:b/>
+          <w:color w:val="auto"/>
+          <w:spacing w:val="0"/>
+          <w:position w:val="0"/>
+          <w:sz w:val="32"/>
           <w:shd w:fill="auto" w:val="clear"/>
         </w:rPr>
         <w:t xml:space="preserve">2. </w:t>
@@ -1214,10 +1189,11 @@
       <w:r>
         <w:rPr>
           <w:rFonts w:ascii="Times New Roman" w:hAnsi="Times New Roman" w:cs="Times New Roman" w:eastAsia="Times New Roman"/>
-          <w:color w:val="auto"/>
-          <w:spacing w:val="0"/>
-          <w:position w:val="0"/>
-          <w:sz w:val="28"/>
+          <w:b/>
+          <w:color w:val="auto"/>
+          <w:spacing w:val="0"/>
+          <w:position w:val="0"/>
+          <w:sz w:val="32"/>
           <w:shd w:fill="auto" w:val="clear"/>
         </w:rPr>
         <w:t xml:space="preserve">Описание алгоритма</w:t>
@@ -1238,6 +1214,22 @@
           <w:shd w:fill="auto" w:val="clear"/>
         </w:rPr>
       </w:pPr>
+    </w:p>
+    <w:p>
+      <w:pPr>
+        <w:suppressAutoHyphens w:val="true"/>
+        <w:spacing w:before="0" w:after="0" w:line="240"/>
+        <w:ind w:right="0" w:left="0" w:firstLine="0"/>
+        <w:jc w:val="left"/>
+        <w:rPr>
+          <w:rFonts w:ascii="Times New Roman" w:hAnsi="Times New Roman" w:cs="Times New Roman" w:eastAsia="Times New Roman"/>
+          <w:color w:val="auto"/>
+          <w:spacing w:val="0"/>
+          <w:position w:val="0"/>
+          <w:sz w:val="28"/>
+          <w:shd w:fill="auto" w:val="clear"/>
+        </w:rPr>
+      </w:pPr>
       <w:r>
         <w:rPr>
           <w:rFonts w:ascii="Times New Roman" w:hAnsi="Times New Roman" w:cs="Times New Roman" w:eastAsia="Times New Roman"/>
@@ -1382,148 +1374,87 @@
     </w:p>
     <w:p>
       <w:pPr>
-        <w:suppressAutoHyphens w:val="true"/>
-        <w:spacing w:before="0" w:after="0" w:line="240"/>
-        <w:ind w:right="0" w:left="0" w:firstLine="0"/>
-        <w:jc w:val="left"/>
-        <w:rPr>
-          <w:rFonts w:ascii="Times New Roman" w:hAnsi="Times New Roman" w:cs="Times New Roman" w:eastAsia="Times New Roman"/>
-          <w:color w:val="auto"/>
-          <w:spacing w:val="0"/>
-          <w:position w:val="0"/>
-          <w:sz w:val="28"/>
-          <w:shd w:fill="auto" w:val="clear"/>
-        </w:rPr>
-      </w:pPr>
-    </w:p>
-    <w:p>
-      <w:pPr>
-        <w:suppressAutoHyphens w:val="true"/>
-        <w:spacing w:before="0" w:after="0" w:line="240"/>
-        <w:ind w:right="0" w:left="0" w:firstLine="0"/>
-        <w:jc w:val="left"/>
-        <w:rPr>
-          <w:rFonts w:ascii="Times New Roman" w:hAnsi="Times New Roman" w:cs="Times New Roman" w:eastAsia="Times New Roman"/>
-          <w:color w:val="auto"/>
-          <w:spacing w:val="0"/>
-          <w:position w:val="0"/>
-          <w:sz w:val="28"/>
-          <w:shd w:fill="auto" w:val="clear"/>
-        </w:rPr>
-      </w:pPr>
-      <w:r>
-        <w:rPr>
-          <w:rFonts w:ascii="Times New Roman" w:hAnsi="Times New Roman" w:cs="Times New Roman" w:eastAsia="Times New Roman"/>
-          <w:color w:val="auto"/>
-          <w:spacing w:val="0"/>
-          <w:position w:val="0"/>
-          <w:sz w:val="28"/>
-          <w:shd w:fill="auto" w:val="clear"/>
-        </w:rPr>
-        <w:t xml:space="preserve">Просматриваются все её соседи.</w:t>
-      </w:r>
-    </w:p>
-    <w:p>
-      <w:pPr>
-        <w:suppressAutoHyphens w:val="true"/>
-        <w:spacing w:before="0" w:after="0" w:line="240"/>
-        <w:ind w:right="0" w:left="0" w:firstLine="0"/>
-        <w:jc w:val="left"/>
-        <w:rPr>
-          <w:rFonts w:ascii="Times New Roman" w:hAnsi="Times New Roman" w:cs="Times New Roman" w:eastAsia="Times New Roman"/>
-          <w:color w:val="auto"/>
-          <w:spacing w:val="0"/>
-          <w:position w:val="0"/>
-          <w:sz w:val="28"/>
-          <w:shd w:fill="auto" w:val="clear"/>
-        </w:rPr>
-      </w:pPr>
-    </w:p>
-    <w:p>
-      <w:pPr>
-        <w:suppressAutoHyphens w:val="true"/>
-        <w:spacing w:before="0" w:after="0" w:line="240"/>
-        <w:ind w:right="0" w:left="0" w:firstLine="0"/>
-        <w:jc w:val="left"/>
-        <w:rPr>
-          <w:rFonts w:ascii="Times New Roman" w:hAnsi="Times New Roman" w:cs="Times New Roman" w:eastAsia="Times New Roman"/>
-          <w:color w:val="auto"/>
-          <w:spacing w:val="0"/>
-          <w:position w:val="0"/>
-          <w:sz w:val="28"/>
-          <w:shd w:fill="auto" w:val="clear"/>
-        </w:rPr>
-      </w:pPr>
-      <w:r>
-        <w:rPr>
-          <w:rFonts w:ascii="Times New Roman" w:hAnsi="Times New Roman" w:cs="Times New Roman" w:eastAsia="Times New Roman"/>
-          <w:color w:val="auto"/>
-          <w:spacing w:val="0"/>
-          <w:position w:val="0"/>
-          <w:sz w:val="28"/>
-          <w:shd w:fill="auto" w:val="clear"/>
-        </w:rPr>
-        <w:t xml:space="preserve">Цвета уже раскрашенных соседей заносятся в список временно заблокированных.</w:t>
-      </w:r>
-    </w:p>
-    <w:p>
-      <w:pPr>
-        <w:suppressAutoHyphens w:val="true"/>
-        <w:spacing w:before="0" w:after="0" w:line="240"/>
-        <w:ind w:right="0" w:left="0" w:firstLine="0"/>
-        <w:jc w:val="left"/>
-        <w:rPr>
-          <w:rFonts w:ascii="Times New Roman" w:hAnsi="Times New Roman" w:cs="Times New Roman" w:eastAsia="Times New Roman"/>
-          <w:color w:val="auto"/>
-          <w:spacing w:val="0"/>
-          <w:position w:val="0"/>
-          <w:sz w:val="28"/>
-          <w:shd w:fill="auto" w:val="clear"/>
-        </w:rPr>
-      </w:pPr>
-    </w:p>
-    <w:p>
-      <w:pPr>
-        <w:suppressAutoHyphens w:val="true"/>
-        <w:spacing w:before="0" w:after="0" w:line="240"/>
-        <w:ind w:right="0" w:left="0" w:firstLine="0"/>
-        <w:jc w:val="left"/>
-        <w:rPr>
-          <w:rFonts w:ascii="Times New Roman" w:hAnsi="Times New Roman" w:cs="Times New Roman" w:eastAsia="Times New Roman"/>
-          <w:color w:val="auto"/>
-          <w:spacing w:val="0"/>
-          <w:position w:val="0"/>
-          <w:sz w:val="28"/>
-          <w:shd w:fill="auto" w:val="clear"/>
-        </w:rPr>
-      </w:pPr>
-      <w:r>
-        <w:rPr>
-          <w:rFonts w:ascii="Times New Roman" w:hAnsi="Times New Roman" w:cs="Times New Roman" w:eastAsia="Times New Roman"/>
-          <w:color w:val="auto"/>
-          <w:spacing w:val="0"/>
-          <w:position w:val="0"/>
-          <w:sz w:val="28"/>
-          <w:shd w:fill="auto" w:val="clear"/>
-        </w:rPr>
-        <w:t xml:space="preserve">Происходит поиск первого минимального номера цвета (начиная с 0), который не занят соседями.</w:t>
-      </w:r>
-    </w:p>
-    <w:p>
-      <w:pPr>
-        <w:suppressAutoHyphens w:val="true"/>
-        <w:spacing w:before="0" w:after="0" w:line="240"/>
-        <w:ind w:right="0" w:left="0" w:firstLine="0"/>
-        <w:jc w:val="left"/>
-        <w:rPr>
-          <w:rFonts w:ascii="Times New Roman" w:hAnsi="Times New Roman" w:cs="Times New Roman" w:eastAsia="Times New Roman"/>
-          <w:color w:val="auto"/>
-          <w:spacing w:val="0"/>
-          <w:position w:val="0"/>
-          <w:sz w:val="28"/>
-          <w:shd w:fill="auto" w:val="clear"/>
-        </w:rPr>
-      </w:pPr>
+        <w:tabs>
+          <w:tab w:val="left" w:pos="7668" w:leader="none"/>
+        </w:tabs>
+        <w:suppressAutoHyphens w:val="true"/>
+        <w:spacing w:before="0" w:after="0" w:line="240"/>
+        <w:ind w:right="0" w:left="0" w:firstLine="0"/>
+        <w:jc w:val="left"/>
+        <w:rPr>
+          <w:rFonts w:ascii="Times New Roman" w:hAnsi="Times New Roman" w:cs="Times New Roman" w:eastAsia="Times New Roman"/>
+          <w:color w:val="auto"/>
+          <w:spacing w:val="0"/>
+          <w:position w:val="0"/>
+          <w:sz w:val="28"/>
+          <w:shd w:fill="auto" w:val="clear"/>
+        </w:rPr>
+      </w:pPr>
+      <w:r>
+        <w:rPr>
+          <w:rFonts w:ascii="Times New Roman" w:hAnsi="Times New Roman" w:cs="Times New Roman" w:eastAsia="Times New Roman"/>
+          <w:color w:val="auto"/>
+          <w:spacing w:val="0"/>
+          <w:position w:val="0"/>
+          <w:sz w:val="28"/>
+          <w:shd w:fill="auto" w:val="clear"/>
+        </w:rPr>
+        <w:t xml:space="preserve">Просматриваются все её ближайшие вершины.</w:t>
+      </w:r>
+    </w:p>
+    <w:p>
+      <w:pPr>
+        <w:suppressAutoHyphens w:val="true"/>
+        <w:spacing w:before="0" w:after="0" w:line="240"/>
+        <w:ind w:right="0" w:left="0" w:firstLine="0"/>
+        <w:jc w:val="left"/>
+        <w:rPr>
+          <w:rFonts w:ascii="Times New Roman" w:hAnsi="Times New Roman" w:cs="Times New Roman" w:eastAsia="Times New Roman"/>
+          <w:color w:val="auto"/>
+          <w:spacing w:val="0"/>
+          <w:position w:val="0"/>
+          <w:sz w:val="28"/>
+          <w:shd w:fill="auto" w:val="clear"/>
+        </w:rPr>
+      </w:pPr>
+      <w:r>
+        <w:rPr>
+          <w:rFonts w:ascii="Times New Roman" w:hAnsi="Times New Roman" w:cs="Times New Roman" w:eastAsia="Times New Roman"/>
+          <w:color w:val="auto"/>
+          <w:spacing w:val="0"/>
+          <w:position w:val="0"/>
+          <w:sz w:val="28"/>
+          <w:shd w:fill="auto" w:val="clear"/>
+        </w:rPr>
+        <w:t xml:space="preserve">Цвета уже раскрашенных ближайших вершин заносятся в список временно заблокированных.</w:t>
+      </w:r>
+    </w:p>
+    <w:p>
+      <w:pPr>
+        <w:suppressAutoHyphens w:val="true"/>
+        <w:spacing w:before="0" w:after="0" w:line="240"/>
+        <w:ind w:right="0" w:left="0" w:firstLine="0"/>
+        <w:jc w:val="left"/>
+        <w:rPr>
+          <w:rFonts w:ascii="Times New Roman" w:hAnsi="Times New Roman" w:cs="Times New Roman" w:eastAsia="Times New Roman"/>
+          <w:color w:val="auto"/>
+          <w:spacing w:val="0"/>
+          <w:position w:val="0"/>
+          <w:sz w:val="28"/>
+          <w:shd w:fill="auto" w:val="clear"/>
+        </w:rPr>
+      </w:pPr>
+      <w:r>
+        <w:rPr>
+          <w:rFonts w:ascii="Times New Roman" w:hAnsi="Times New Roman" w:cs="Times New Roman" w:eastAsia="Times New Roman"/>
+          <w:color w:val="auto"/>
+          <w:spacing w:val="0"/>
+          <w:position w:val="0"/>
+          <w:sz w:val="28"/>
+          <w:shd w:fill="auto" w:val="clear"/>
+        </w:rPr>
+        <w:t xml:space="preserve">Происходит поиск первого минимального номера цвета (начиная с 0), который не занят смежными вершинами.</w:t>
+      </w:r>
     </w:p>
     <w:p>
       <w:pPr>
@@ -1567,22 +1498,6 @@
           <w:shd w:fill="auto" w:val="clear"/>
         </w:rPr>
       </w:pPr>
-    </w:p>
-    <w:p>
-      <w:pPr>
-        <w:suppressAutoHyphens w:val="true"/>
-        <w:spacing w:before="0" w:after="0" w:line="240"/>
-        <w:ind w:right="0" w:left="0" w:firstLine="0"/>
-        <w:jc w:val="left"/>
-        <w:rPr>
-          <w:rFonts w:ascii="Times New Roman" w:hAnsi="Times New Roman" w:cs="Times New Roman" w:eastAsia="Times New Roman"/>
-          <w:color w:val="auto"/>
-          <w:spacing w:val="0"/>
-          <w:position w:val="0"/>
-          <w:sz w:val="28"/>
-          <w:shd w:fill="auto" w:val="clear"/>
-        </w:rPr>
-      </w:pPr>
       <w:r>
         <w:rPr>
           <w:rFonts w:ascii="Times New Roman" w:hAnsi="Times New Roman" w:cs="Times New Roman" w:eastAsia="Times New Roman"/>
@@ -1610,22 +1525,6 @@
           <w:shd w:fill="auto" w:val="clear"/>
         </w:rPr>
       </w:pPr>
-    </w:p>
-    <w:p>
-      <w:pPr>
-        <w:suppressAutoHyphens w:val="true"/>
-        <w:spacing w:before="0" w:after="0" w:line="240"/>
-        <w:ind w:right="0" w:left="0" w:firstLine="0"/>
-        <w:jc w:val="left"/>
-        <w:rPr>
-          <w:rFonts w:ascii="Times New Roman" w:hAnsi="Times New Roman" w:cs="Times New Roman" w:eastAsia="Times New Roman"/>
-          <w:color w:val="auto"/>
-          <w:spacing w:val="0"/>
-          <w:position w:val="0"/>
-          <w:sz w:val="28"/>
-          <w:shd w:fill="auto" w:val="clear"/>
-        </w:rPr>
-      </w:pPr>
       <w:r>
         <w:rPr>
           <w:rFonts w:ascii="Times New Roman" w:hAnsi="Times New Roman" w:cs="Times New Roman" w:eastAsia="Times New Roman"/>
@@ -1662,31 +1561,46 @@
         <w:jc w:val="left"/>
         <w:rPr>
           <w:rFonts w:ascii="Times New Roman" w:hAnsi="Times New Roman" w:cs="Times New Roman" w:eastAsia="Times New Roman"/>
-          <w:color w:val="auto"/>
-          <w:spacing w:val="0"/>
-          <w:position w:val="0"/>
-          <w:sz w:val="28"/>
-          <w:shd w:fill="auto" w:val="clear"/>
-        </w:rPr>
-      </w:pPr>
-      <w:r>
-        <w:rPr>
-          <w:rFonts w:ascii="Times New Roman" w:hAnsi="Times New Roman" w:cs="Times New Roman" w:eastAsia="Times New Roman"/>
-          <w:color w:val="auto"/>
-          <w:spacing w:val="0"/>
-          <w:position w:val="0"/>
-          <w:sz w:val="28"/>
-          <w:shd w:fill="auto" w:val="clear"/>
-        </w:rPr>
-        <w:t xml:space="preserve">4. </w:t>
-      </w:r>
-      <w:r>
-        <w:rPr>
-          <w:rFonts w:ascii="Times New Roman" w:hAnsi="Times New Roman" w:cs="Times New Roman" w:eastAsia="Times New Roman"/>
-          <w:color w:val="auto"/>
-          <w:spacing w:val="0"/>
-          <w:position w:val="0"/>
-          <w:sz w:val="28"/>
+          <w:b/>
+          <w:color w:val="auto"/>
+          <w:spacing w:val="0"/>
+          <w:position w:val="0"/>
+          <w:sz w:val="32"/>
+          <w:shd w:fill="auto" w:val="clear"/>
+        </w:rPr>
+      </w:pPr>
+      <w:r>
+        <w:rPr>
+          <w:rFonts w:ascii="Times New Roman" w:hAnsi="Times New Roman" w:cs="Times New Roman" w:eastAsia="Times New Roman"/>
+          <w:b/>
+          <w:color w:val="auto"/>
+          <w:spacing w:val="0"/>
+          <w:position w:val="0"/>
+          <w:sz w:val="32"/>
+          <w:shd w:fill="auto" w:val="clear"/>
+        </w:rPr>
+        <w:t xml:space="preserve">3</w:t>
+      </w:r>
+      <w:r>
+        <w:rPr>
+          <w:rFonts w:ascii="Times New Roman" w:hAnsi="Times New Roman" w:cs="Times New Roman" w:eastAsia="Times New Roman"/>
+          <w:b/>
+          <w:color w:val="auto"/>
+          <w:spacing w:val="0"/>
+          <w:position w:val="0"/>
+          <w:sz w:val="32"/>
+          <w:shd w:fill="auto" w:val="clear"/>
+        </w:rPr>
+        <w:t xml:space="preserve">. </w:t>
+      </w:r>
+      <w:r>
+        <w:rPr>
+          <w:rFonts w:ascii="Times New Roman" w:hAnsi="Times New Roman" w:cs="Times New Roman" w:eastAsia="Times New Roman"/>
+          <w:b/>
+          <w:color w:val="auto"/>
+          <w:spacing w:val="0"/>
+          <w:position w:val="0"/>
+          <w:sz w:val="32"/>
           <w:shd w:fill="auto" w:val="clear"/>
         </w:rPr>
         <w:t xml:space="preserve">Тестирование и результаты</w:t>
@@ -1707,6 +1621,22 @@
           <w:shd w:fill="auto" w:val="clear"/>
         </w:rPr>
       </w:pPr>
+    </w:p>
+    <w:p>
+      <w:pPr>
+        <w:suppressAutoHyphens w:val="true"/>
+        <w:spacing w:before="0" w:after="0" w:line="240"/>
+        <w:ind w:right="0" w:left="0" w:firstLine="0"/>
+        <w:jc w:val="left"/>
+        <w:rPr>
+          <w:rFonts w:ascii="Times New Roman" w:hAnsi="Times New Roman" w:cs="Times New Roman" w:eastAsia="Times New Roman"/>
+          <w:color w:val="auto"/>
+          <w:spacing w:val="0"/>
+          <w:position w:val="0"/>
+          <w:sz w:val="28"/>
+          <w:shd w:fill="auto" w:val="clear"/>
+        </w:rPr>
+      </w:pPr>
       <w:r>
         <w:rPr>
           <w:rFonts w:ascii="Times New Roman" w:hAnsi="Times New Roman" w:cs="Times New Roman" w:eastAsia="Times New Roman"/>
@@ -1802,33 +1732,6 @@
           <w:sz w:val="28"/>
           <w:shd w:fill="auto" w:val="clear"/>
         </w:rPr>
-        <w:t xml:space="preserve">Plaintext</w:t>
-      </w:r>
-    </w:p>
-    <w:p>
-      <w:pPr>
-        <w:suppressAutoHyphens w:val="true"/>
-        <w:spacing w:before="0" w:after="0" w:line="240"/>
-        <w:ind w:right="0" w:left="0" w:firstLine="0"/>
-        <w:jc w:val="left"/>
-        <w:rPr>
-          <w:rFonts w:ascii="Times New Roman" w:hAnsi="Times New Roman" w:cs="Times New Roman" w:eastAsia="Times New Roman"/>
-          <w:color w:val="auto"/>
-          <w:spacing w:val="0"/>
-          <w:position w:val="0"/>
-          <w:sz w:val="28"/>
-          <w:shd w:fill="auto" w:val="clear"/>
-        </w:rPr>
-      </w:pPr>
-      <w:r>
-        <w:rPr>
-          <w:rFonts w:ascii="Times New Roman" w:hAnsi="Times New Roman" w:cs="Times New Roman" w:eastAsia="Times New Roman"/>
-          <w:color w:val="auto"/>
-          <w:spacing w:val="0"/>
-          <w:position w:val="0"/>
-          <w:sz w:val="28"/>
-          <w:shd w:fill="auto" w:val="clear"/>
-        </w:rPr>
         <w:t xml:space="preserve">Сколько будет ребер? 17</w:t>
       </w:r>
     </w:p>
@@ -1901,6 +1804,22 @@
           <w:shd w:fill="auto" w:val="clear"/>
         </w:rPr>
       </w:pPr>
+    </w:p>
+    <w:p>
+      <w:pPr>
+        <w:suppressAutoHyphens w:val="true"/>
+        <w:spacing w:before="0" w:after="0" w:line="240"/>
+        <w:ind w:right="0" w:left="0" w:firstLine="0"/>
+        <w:jc w:val="left"/>
+        <w:rPr>
+          <w:rFonts w:ascii="Times New Roman" w:hAnsi="Times New Roman" w:cs="Times New Roman" w:eastAsia="Times New Roman"/>
+          <w:color w:val="auto"/>
+          <w:spacing w:val="0"/>
+          <w:position w:val="0"/>
+          <w:sz w:val="28"/>
+          <w:shd w:fill="auto" w:val="clear"/>
+        </w:rPr>
+      </w:pPr>
       <w:r>
         <w:rPr>
           <w:rFonts w:ascii="Times New Roman" w:hAnsi="Times New Roman" w:cs="Times New Roman" w:eastAsia="Times New Roman"/>
@@ -1953,33 +1872,6 @@
           <w:sz w:val="28"/>
           <w:shd w:fill="auto" w:val="clear"/>
         </w:rPr>
-        <w:t xml:space="preserve">Plaintext</w:t>
-      </w:r>
-    </w:p>
-    <w:p>
-      <w:pPr>
-        <w:suppressAutoHyphens w:val="true"/>
-        <w:spacing w:before="0" w:after="0" w:line="240"/>
-        <w:ind w:right="0" w:left="0" w:firstLine="0"/>
-        <w:jc w:val="left"/>
-        <w:rPr>
-          <w:rFonts w:ascii="Times New Roman" w:hAnsi="Times New Roman" w:cs="Times New Roman" w:eastAsia="Times New Roman"/>
-          <w:color w:val="auto"/>
-          <w:spacing w:val="0"/>
-          <w:position w:val="0"/>
-          <w:sz w:val="28"/>
-          <w:shd w:fill="auto" w:val="clear"/>
-        </w:rPr>
-      </w:pPr>
-      <w:r>
-        <w:rPr>
-          <w:rFonts w:ascii="Times New Roman" w:hAnsi="Times New Roman" w:cs="Times New Roman" w:eastAsia="Times New Roman"/>
-          <w:color w:val="auto"/>
-          <w:spacing w:val="0"/>
-          <w:position w:val="0"/>
-          <w:sz w:val="28"/>
-          <w:shd w:fill="auto" w:val="clear"/>
-        </w:rPr>
         <w:t xml:space="preserve">Результат раскраски графа:</w:t>
       </w:r>
     </w:p>
@@ -2374,35 +2266,66 @@
         <w:jc w:val="left"/>
         <w:rPr>
           <w:rFonts w:ascii="Times New Roman" w:hAnsi="Times New Roman" w:cs="Times New Roman" w:eastAsia="Times New Roman"/>
-          <w:color w:val="auto"/>
-          <w:spacing w:val="0"/>
-          <w:position w:val="0"/>
-          <w:sz w:val="28"/>
-          <w:shd w:fill="auto" w:val="clear"/>
-        </w:rPr>
-      </w:pPr>
-      <w:r>
-        <w:rPr>
-          <w:rFonts w:ascii="Times New Roman" w:hAnsi="Times New Roman" w:cs="Times New Roman" w:eastAsia="Times New Roman"/>
-          <w:color w:val="auto"/>
-          <w:spacing w:val="0"/>
-          <w:position w:val="0"/>
-          <w:sz w:val="28"/>
-          <w:shd w:fill="auto" w:val="clear"/>
-        </w:rPr>
-        <w:t xml:space="preserve">5. </w:t>
-      </w:r>
-      <w:r>
-        <w:rPr>
-          <w:rFonts w:ascii="Times New Roman" w:hAnsi="Times New Roman" w:cs="Times New Roman" w:eastAsia="Times New Roman"/>
-          <w:color w:val="auto"/>
-          <w:spacing w:val="0"/>
-          <w:position w:val="0"/>
-          <w:sz w:val="28"/>
+          <w:b/>
+          <w:color w:val="auto"/>
+          <w:spacing w:val="0"/>
+          <w:position w:val="0"/>
+          <w:sz w:val="32"/>
+          <w:shd w:fill="auto" w:val="clear"/>
+        </w:rPr>
+      </w:pPr>
+      <w:r>
+        <w:rPr>
+          <w:rFonts w:ascii="Times New Roman" w:hAnsi="Times New Roman" w:cs="Times New Roman" w:eastAsia="Times New Roman"/>
+          <w:b/>
+          <w:color w:val="auto"/>
+          <w:spacing w:val="0"/>
+          <w:position w:val="0"/>
+          <w:sz w:val="32"/>
+          <w:shd w:fill="auto" w:val="clear"/>
+        </w:rPr>
+        <w:t xml:space="preserve">4</w:t>
+      </w:r>
+      <w:r>
+        <w:rPr>
+          <w:rFonts w:ascii="Times New Roman" w:hAnsi="Times New Roman" w:cs="Times New Roman" w:eastAsia="Times New Roman"/>
+          <w:b/>
+          <w:color w:val="auto"/>
+          <w:spacing w:val="0"/>
+          <w:position w:val="0"/>
+          <w:sz w:val="32"/>
+          <w:shd w:fill="auto" w:val="clear"/>
+        </w:rPr>
+        <w:t xml:space="preserve">. </w:t>
+      </w:r>
+      <w:r>
+        <w:rPr>
+          <w:rFonts w:ascii="Times New Roman" w:hAnsi="Times New Roman" w:cs="Times New Roman" w:eastAsia="Times New Roman"/>
+          <w:b/>
+          <w:color w:val="auto"/>
+          <w:spacing w:val="0"/>
+          <w:position w:val="0"/>
+          <w:sz w:val="32"/>
           <w:shd w:fill="auto" w:val="clear"/>
         </w:rPr>
         <w:t xml:space="preserve">Заключение</w:t>
       </w:r>
+    </w:p>
+    <w:p>
+      <w:pPr>
+        <w:suppressAutoHyphens w:val="true"/>
+        <w:spacing w:before="0" w:after="0" w:line="240"/>
+        <w:ind w:right="0" w:left="0" w:firstLine="0"/>
+        <w:jc w:val="left"/>
+        <w:rPr>
+          <w:rFonts w:ascii="Times New Roman" w:hAnsi="Times New Roman" w:cs="Times New Roman" w:eastAsia="Times New Roman"/>
+          <w:color w:val="auto"/>
+          <w:spacing w:val="0"/>
+          <w:position w:val="0"/>
+          <w:sz w:val="28"/>
+          <w:shd w:fill="auto" w:val="clear"/>
+        </w:rPr>
+      </w:pPr>
     </w:p>
     <w:p>
       <w:pPr>
